--- a/원고/3부/러시아어_컨설턴트_37아크.docx
+++ b/원고/3부/러시아어_컨설턴트_37아크.docx
@@ -287,6 +287,42 @@
         <w:t xml:space="preserve"> </w:t>
       </w:r>
       <w:r>
+        <w:t xml:space="preserve">Не всё то золото, что блестит, — ты это хочешь сказать?</w:t>
+      </w:r>
+    </w:p>
+    <w:p>
+      <w:pPr>
+        <w:pStyle w:val="BodyText"/>
+      </w:pPr>
+      <w:r>
+        <w:rPr>
+          <w:bCs/>
+          <w:b/>
+        </w:rPr>
+        <w:t xml:space="preserve">Кирилл:</w:t>
+      </w:r>
+      <w:r>
+        <w:t xml:space="preserve"> </w:t>
+      </w:r>
+      <w:r>
+        <w:t xml:space="preserve">Именно. Блестит пока слишком ярко. Тем внимательнее посмотрим.</w:t>
+      </w:r>
+    </w:p>
+    <w:p>
+      <w:pPr>
+        <w:pStyle w:val="BodyText"/>
+      </w:pPr>
+      <w:r>
+        <w:rPr>
+          <w:bCs/>
+          <w:b/>
+        </w:rPr>
+        <w:t xml:space="preserve">Настя:</w:t>
+      </w:r>
+      <w:r>
+        <w:t xml:space="preserve"> </w:t>
+      </w:r>
+      <w:r>
         <w:t xml:space="preserve">Согласна. Организуем встречу с ним, и начнём проверку,</w:t>
       </w:r>
       <w:r>
@@ -2872,6 +2908,42 @@
       </w:r>
       <w:r>
         <w:t xml:space="preserve">принцип — ничего, не, значит.</w:t>
+      </w:r>
+    </w:p>
+    <w:p>
+      <w:pPr>
+        <w:pStyle w:val="BodyText"/>
+      </w:pPr>
+      <w:r>
+        <w:rPr>
+          <w:bCs/>
+          <w:b/>
+        </w:rPr>
+        <w:t xml:space="preserve">Кирилл:</w:t>
+      </w:r>
+      <w:r>
+        <w:t xml:space="preserve"> </w:t>
+      </w:r>
+      <w:r>
+        <w:t xml:space="preserve">И заметьте: даже уходя, Вальдемар Станиславович нам польстил — «первые за четыре года». Прямо по Крылову: «Уж сколько раз твердили миру, / Что лесть гнусна, вредна; но только всё не впрок, / И в сердце льстец всегда отыщет уголок».</w:t>
+      </w:r>
+    </w:p>
+    <w:p>
+      <w:pPr>
+        <w:pStyle w:val="BodyText"/>
+      </w:pPr>
+      <w:r>
+        <w:rPr>
+          <w:bCs/>
+          <w:b/>
+        </w:rPr>
+        <w:t xml:space="preserve">Изольда:</w:t>
+      </w:r>
+      <w:r>
+        <w:t xml:space="preserve"> </w:t>
+      </w:r>
+      <w:r>
+        <w:t xml:space="preserve">Потому лесть и опаснее угроз, Кирилл Андреевич: от угроз защищаешься, а лести радуешься.</w:t>
       </w:r>
     </w:p>
     <w:p>

--- a/원고/3부/러시아어_컨설턴트_37아크.docx
+++ b/원고/3부/러시아어_컨설턴트_37아크.docx
@@ -4172,6 +4172,222 @@
       </w:r>
       <w:r>
         <w:t xml:space="preserve">Идём.</w:t>
+      </w:r>
+    </w:p>
+    <w:p>
+      <w:r>
+        <w:br w:type="page"/>
+      </w:r>
+    </w:p>
+    <w:p>
+      <w:pPr>
+        <w:pStyle w:val="BodyText"/>
+      </w:pPr>
+      <w:r>
+        <w:rPr>
+          <w:b/>
+          <w:bCs/>
+          <w:sz w:val="32"/>
+          <w:szCs w:val="32"/>
+        </w:rPr>
+        <w:t xml:space="preserve">📚 인용 해설 노트 — 37아크</w:t>
+      </w:r>
+    </w:p>
+    <w:p>
+      <w:pPr>
+        <w:pStyle w:val="BodyText"/>
+      </w:pPr>
+      <w:r>
+        <w:rPr/>
+        <w:t xml:space="preserve">이 화에 나온 러시아 고전 인용과 속담의 뜻, 원작 맥락, 쓰인 장면, 실제 대화에서 쓰는 요령을 정리했습니다.</w:t>
+      </w:r>
+    </w:p>
+    <w:p>
+      <w:pPr>
+        <w:pStyle w:val="BodyText"/>
+      </w:pPr>
+      <w:r>
+        <w:rPr>
+          <w:b/>
+          <w:bCs/>
+          <w:sz w:val="24"/>
+          <w:szCs w:val="24"/>
+        </w:rPr>
+        <w:t xml:space="preserve">인용 1 · «Не всё то золото, что блестит»</w:t>
+      </w:r>
+    </w:p>
+    <w:p>
+      <w:pPr>
+        <w:pStyle w:val="BodyText"/>
+      </w:pPr>
+      <w:r>
+        <w:rPr>
+          <w:b/>
+          <w:bCs/>
+        </w:rPr>
+        <w:t xml:space="preserve">출전: </w:t>
+      </w:r>
+      <w:r>
+        <w:rPr/>
+        <w:t xml:space="preserve">러시아 속담 (영어 'All that glitters is not gold'와 같은 뜻으로 유럽 공통)</w:t>
+      </w:r>
+    </w:p>
+    <w:p>
+      <w:pPr>
+        <w:pStyle w:val="BodyText"/>
+      </w:pPr>
+      <w:r>
+        <w:rPr>
+          <w:b/>
+          <w:bCs/>
+        </w:rPr>
+        <w:t xml:space="preserve">뜻: </w:t>
+      </w:r>
+      <w:r>
+        <w:rPr/>
+        <w:t xml:space="preserve">반짝인다고 다 금은 아니다.</w:t>
+      </w:r>
+    </w:p>
+    <w:p>
+      <w:pPr>
+        <w:pStyle w:val="BodyText"/>
+      </w:pPr>
+      <w:r>
+        <w:rPr>
+          <w:b/>
+          <w:bCs/>
+        </w:rPr>
+        <w:t xml:space="preserve">원작·유래: </w:t>
+      </w:r>
+      <w:r>
+        <w:rPr/>
+        <w:t xml:space="preserve">겉모습이 화려하다고 실제 가치가 있는 것은 아니라는 뜻입니다.</w:t>
+      </w:r>
+    </w:p>
+    <w:p>
+      <w:pPr>
+        <w:pStyle w:val="BodyText"/>
+      </w:pPr>
+      <w:r>
+        <w:rPr>
+          <w:b/>
+          <w:bCs/>
+        </w:rPr>
+        <w:t xml:space="preserve">이 화에서: </w:t>
+      </w:r>
+      <w:r>
+        <w:rPr/>
+        <w:t xml:space="preserve">수익성이 아주 좋은 신규 고객이 서둘러 계약하려 하자 나스탸가 경계심을 드러내고, 키릴이 '너무 반짝이니 더 자세히 보자'고 답합니다.</w:t>
+      </w:r>
+    </w:p>
+    <w:p>
+      <w:pPr>
+        <w:pStyle w:val="BodyText"/>
+      </w:pPr>
+      <w:r>
+        <w:rPr>
+          <w:b/>
+          <w:bCs/>
+        </w:rPr>
+        <w:t xml:space="preserve">대화 활용 팁: </w:t>
+      </w:r>
+      <w:r>
+        <w:rPr/>
+        <w:t xml:space="preserve">좋아 보이는 거래나 고객, 투자 기회를 검증하자고 할 때 씁니다. 누구나 아는 표현이라 어떤 자리에서도 무난합니다.</w:t>
+      </w:r>
+    </w:p>
+    <w:p>
+      <w:pPr>
+        <w:pStyle w:val="BodyText"/>
+      </w:pPr>
+      <w:r>
+        <w:rPr>
+          <w:b/>
+          <w:bCs/>
+          <w:sz w:val="24"/>
+          <w:szCs w:val="24"/>
+        </w:rPr>
+        <w:t xml:space="preserve">인용 2 · «Уж сколько раз твердили миру, / Что лесть гнусна, вредна; но только всё не впрок, / И в сердце льстец всегда отыщет уголок»</w:t>
+      </w:r>
+    </w:p>
+    <w:p>
+      <w:pPr>
+        <w:pStyle w:val="BodyText"/>
+      </w:pPr>
+      <w:r>
+        <w:rPr>
+          <w:b/>
+          <w:bCs/>
+        </w:rPr>
+        <w:t xml:space="preserve">출전: </w:t>
+      </w:r>
+      <w:r>
+        <w:rPr/>
+        <w:t xml:space="preserve">이반 크릴로프, 우화 「까마귀와 여우」(Ворона и Лисица) 첫 구절</w:t>
+      </w:r>
+    </w:p>
+    <w:p>
+      <w:pPr>
+        <w:pStyle w:val="BodyText"/>
+      </w:pPr>
+      <w:r>
+        <w:rPr>
+          <w:b/>
+          <w:bCs/>
+        </w:rPr>
+        <w:t xml:space="preserve">뜻: </w:t>
+      </w:r>
+      <w:r>
+        <w:rPr/>
+        <w:t xml:space="preserve">아첨은 비열하고 해롭다고 세상에 몇 번이나 말했던가. 그래도 소용없다. 아첨꾼은 언제나 마음 한구석을 찾아낸다.</w:t>
+      </w:r>
+    </w:p>
+    <w:p>
+      <w:pPr>
+        <w:pStyle w:val="BodyText"/>
+      </w:pPr>
+      <w:r>
+        <w:rPr>
+          <w:b/>
+          <w:bCs/>
+        </w:rPr>
+        <w:t xml:space="preserve">원작·유래: </w:t>
+      </w:r>
+      <w:r>
+        <w:rPr/>
+        <w:t xml:space="preserve">치즈를 문 까마귀에게 여우가 '목소리가 아름답다'고 아첨하자, 까마귀가 노래하려고 입을 벌리다 치즈를 떨어뜨리는 우화입니다. 러시아인이라면 누구나 어린 시절에 외우는 작품입니다.</w:t>
+      </w:r>
+    </w:p>
+    <w:p>
+      <w:pPr>
+        <w:pStyle w:val="BodyText"/>
+      </w:pPr>
+      <w:r>
+        <w:rPr>
+          <w:b/>
+          <w:bCs/>
+        </w:rPr>
+        <w:t xml:space="preserve">이 화에서: </w:t>
+      </w:r>
+      <w:r>
+        <w:rPr/>
+        <w:t xml:space="preserve">거절당한 고객 발데마르가 떠나며 '4년 만에 처음 보는 감사인'이라고 칭찬하자, 키릴이 그 아첨을 돌아보며 인용하고 이졸다가 '아첨은 위협보다 위험하다'고 덧붙입니다.</w:t>
+      </w:r>
+    </w:p>
+    <w:p>
+      <w:pPr>
+        <w:pStyle w:val="BodyText"/>
+      </w:pPr>
+      <w:r>
+        <w:rPr>
+          <w:b/>
+          <w:bCs/>
+        </w:rPr>
+        <w:t xml:space="preserve">대화 활용 팁: </w:t>
+      </w:r>
+      <w:r>
+        <w:rPr/>
+        <w:t xml:space="preserve">달콤한 칭찬 뒤에 숨은 의도를 경계할 때 씁니다. 칭찬받은 사람이 겸손하게 '여우와 까마귀가 생각나네요'라고 농담하면 분위기가 부드러워집니다.</w:t>
       </w:r>
     </w:p>
     <w:sectPr/>
